--- a/atelier/atelier_092.docx
+++ b/atelier/atelier_092.docx
@@ -441,7 +441,7 @@
           </w:tcPr>
           <w:p>
             <w:r>
-              <w:t xml:space="preserve">Protection de base activée (#90), risques compris (capsule #91)</w:t>
+              <w:t xml:space="preserve">Protection de base activée, risques compris (capsule)</w:t>
             </w:r>
           </w:p>
         </w:tc>
@@ -460,7 +460,7 @@
         <w:spacing w:after="120"/>
       </w:pPr>
       <w:r>
-        <w:t xml:space="preserve">La protection de base est activée (#90) et la squad comprend pourquoi (capsule #91). Mais entre « une protection existe » et « la protection est cohérente et tenue », il y a un écart. Trois failles fréquentes subsistent à ce stade : main est marquée comme protégée mais le force push y est en réalité encore autorisé (protection cosmétique) ; d’autres branches qui le mériteraient (develop, les branches de release en GitFlow) ne sont pas protégées du tout ; et surtout, la protection est vue comme un réglage qu’on pourrait ajuster « si ça gêne », pas comme une règle non négociable. Le sujet de cet atelier n’est pas de réactiver la protection (c’était #90) ni de réexpliquer le danger (c’était #91), mais de la rendre COHÉRENTE — couvrir toutes les branches qui le doivent, vérifier qu’aucune protection n’est qu’apparente — et de l’ancrer comme norme d’équipe que personne ne rediscute à la première friction.</w:t>
+        <w:t xml:space="preserve">La protection de base est activée et la squad comprend pourquoi (capsule). Mais entre « une protection existe » et « la protection est cohérente et tenue », il y a un écart. Trois failles fréquentes subsistent à ce stade : main est marquée comme protégée mais le force push y est en réalité encore autorisé (protection cosmétique) ; d’autres branches qui le mériteraient (develop, les branches de release en GitFlow) ne sont pas protégées du tout ; et surtout, la protection est vue comme un réglage qu’on pourrait ajuster « si ça gêne », pas comme une règle non négociable. Le sujet de cet atelier n’est pas de réactiver la protection (c’était) ni de réexpliquer le danger (c’était), mais de la rendre COHÉRENTE — couvrir toutes les branches qui le doivent, vérifier qu’aucune protection n’est qu’apparente — et de l’ancrer comme norme d’équipe que personne ne rediscute à la première friction.</w:t>
       </w:r>
     </w:p>
     <w:p>
@@ -494,7 +494,7 @@
         <w:spacing w:after="80"/>
       </w:pPr>
       <w:r>
-        <w:t xml:space="preserve">Protéger seulement main laisse des portes ouvertes : en GitFlow ou feature branching, d’autres branches portent du travail collectif — develop, les branches de release. Si elles ne sont pas protégées, le force push y reste possible, avec les mêmes dégâts qu’expliqués en #91, juste ailleurs. La protection doit couvrir TOUTES les branches partagées qui comptent, pas seulement la principale.</w:t>
+        <w:t xml:space="preserve">Protéger seulement main laisse des portes ouvertes : en GitFlow ou feature branching, d’autres branches portent du travail collectif — develop, les branches de release. Si elles ne sont pas protégées, le force push y reste possible, avec les mêmes dégâts qu’expliqués en, juste ailleurs. La protection doit couvrir TOUTES les branches partagées qui comptent, pas seulement la principale.</w:t>
       </w:r>
     </w:p>
     <w:p>
@@ -625,7 +625,7 @@
                 <w:b/>
                 <w:bCs/>
               </w:rPr>
-              <w:t xml:space="preserve">La différence avec #90 et #91 (anti-doublon)</w:t>
+              <w:t xml:space="preserve">La différence avec et (anti-doublon)</w:t>
             </w:r>
           </w:p>
           <w:p>
@@ -633,7 +633,7 @@
               <w:spacing w:after="60"/>
             </w:pPr>
             <w:r>
-              <w:t xml:space="preserve">Le quick-win #90 ACTIVE la protection de base sur main. La capsule #91 explique POURQUOI le force push est dangereux. Le #92 ne refait ni l’un ni l’autre : il rend la protection COHÉRENTE (réelle et non cosmétique, étendue à toutes les branches partagées) et l’ANCRE comme norme non négociable. #90 = le geste initial, #91 = la compréhension, #92 = la systématisation et l’engagement d’équipe. On passe de « main est protégée » à « notre politique de protection est complète et personne ne la rediscute ».</w:t>
+              <w:t xml:space="preserve">Le quick-win ACTIVE la protection de base sur main. La capsule explique POURQUOI le force push est dangereux. Le #92 ne refait ni l’un ni l’autre : il rend la protection COHÉRENTE (réelle et non cosmétique, étendue à toutes les branches partagées) et l’ANCRE comme norme non négociable. = le geste initial, = la compréhension, #92 = la systématisation et l’engagement d’équipe. On passe de « main est protégée » à « notre politique de protection est complète et personne ne la rediscute ».</w:t>
             </w:r>
           </w:p>
         </w:tc>
@@ -707,7 +707,7 @@
                 <w:sz w:val="18"/>
                 <w:szCs w:val="18"/>
               </w:rPr>
-              <w:t xml:space="preserve">  Branche        Protégée ?  Force push    Réellement</w:t>
+              <w:t xml:space="preserve"> Branche Protégée ? Force push Réellement</w:t>
             </w:r>
           </w:p>
           <w:p>
@@ -717,7 +717,7 @@
                 <w:sz w:val="18"/>
                 <w:szCs w:val="18"/>
               </w:rPr>
-              <w:t xml:space="preserve">                             bloqué ?      testé ?</w:t>
+              <w:t xml:space="preserve"> bloqué ? testé ?</w:t>
             </w:r>
           </w:p>
           <w:p>
@@ -727,7 +727,7 @@
                 <w:sz w:val="18"/>
                 <w:szCs w:val="18"/>
               </w:rPr>
-              <w:t xml:space="preserve">  ──────────     ─────────   ──────────    ──────────</w:t>
+              <w:t xml:space="preserve"> ────────── ───────── ────────── ──────────</w:t>
             </w:r>
           </w:p>
           <w:p>
@@ -737,7 +737,7 @@
                 <w:sz w:val="18"/>
                 <w:szCs w:val="18"/>
               </w:rPr>
-              <w:t xml:space="preserve">  main           [ ]         [ ]           [ ]</w:t>
+              <w:t xml:space="preserve"> main [ ] [ ] [ ]</w:t>
             </w:r>
           </w:p>
           <w:p>
@@ -747,7 +747,7 @@
                 <w:sz w:val="18"/>
                 <w:szCs w:val="18"/>
               </w:rPr>
-              <w:t xml:space="preserve">  develop        [ ]         [ ]           [ ]    (si GitFlow)</w:t>
+              <w:t xml:space="preserve"> develop [ ] [ ] [ ] (si GitFlow)</w:t>
             </w:r>
           </w:p>
           <w:p>
@@ -757,7 +757,7 @@
                 <w:sz w:val="18"/>
                 <w:szCs w:val="18"/>
               </w:rPr>
-              <w:t xml:space="preserve">  release/*      [ ]         [ ]           [ ]    (si applicable)</w:t>
+              <w:t xml:space="preserve"> release/* [ ] [ ] [ ] (si applicable)</w:t>
             </w:r>
           </w:p>
           <w:p>
@@ -767,7 +767,7 @@
                 <w:sz w:val="18"/>
                 <w:szCs w:val="18"/>
               </w:rPr>
-              <w:t xml:space="preserve">  ...            [ ]         [ ]           [ ]</w:t>
+              <w:t xml:space="preserve">... [ ] [ ] [ ]</w:t>
             </w:r>
           </w:p>
           <w:p>
@@ -787,7 +787,7 @@
                 <w:sz w:val="18"/>
                 <w:szCs w:val="18"/>
               </w:rPr>
-              <w:t xml:space="preserve">  RÈGLE D'ÉQUIPE (à écrire et assumer) :</w:t>
+              <w:t xml:space="preserve"> RÈGLE D'ÉQUIPE (à écrire et assumer) :</w:t>
             </w:r>
           </w:p>
           <w:p>
@@ -797,7 +797,7 @@
                 <w:sz w:val="18"/>
                 <w:szCs w:val="18"/>
               </w:rPr>
-              <w:t xml:space="preserve">    « Toutes nos branches partagées sont protégées contre</w:t>
+              <w:t xml:space="preserve"> « Toutes nos branches partagées sont protégées contre</w:t>
             </w:r>
           </w:p>
           <w:p>
@@ -807,7 +807,7 @@
                 <w:sz w:val="18"/>
                 <w:szCs w:val="18"/>
               </w:rPr>
-              <w:t xml:space="preserve">      le force push. C'est non négociable : on ne lève</w:t>
+              <w:t xml:space="preserve"> le force push. C'est non négociable : on ne lève</w:t>
             </w:r>
           </w:p>
           <w:p>
@@ -817,7 +817,7 @@
                 <w:sz w:val="18"/>
                 <w:szCs w:val="18"/>
               </w:rPr>
-              <w:t xml:space="preserve">      jamais la protection pour dépanner. Pour corriger</w:t>
+              <w:t xml:space="preserve"> jamais la protection pour dépanner. Pour corriger</w:t>
             </w:r>
           </w:p>
           <w:p>
@@ -827,7 +827,7 @@
                 <w:sz w:val="18"/>
                 <w:szCs w:val="18"/>
               </w:rPr>
-              <w:t xml:space="preserve">      main, on utilise revert (cf. #91), pas le force push. »</w:t>
+              <w:t xml:space="preserve"> main, on utilise revert (cf.), pas le force push. »</w:t>
             </w:r>
           </w:p>
         </w:tc>
@@ -946,7 +946,7 @@
         <w:t xml:space="preserve">(5 min) Cadrage</w:t>
       </w:r>
       <w:r>
-        <w:t xml:space="preserve"> — l’animateur pose l’écart : une protection existe (#90), mais est-elle réelle, complète, et tenue ? Objectif : la rendre cohérente et non négociable.</w:t>
+        <w:t xml:space="preserve"> — l’animateur pose l’écart : une protection existe, mais est-elle réelle, complète, et tenue ? Objectif : la rendre cohérente et non négociable.</w:t>
       </w:r>
     </w:p>
     <w:p>
@@ -1122,7 +1122,7 @@
         <w:spacing w:after="120"/>
       </w:pPr>
       <w:r>
-        <w:t xml:space="preserve">Après la protection de base (#90), sa compréhension (#91) et sa cohérence non négociable (#92), reste le raffinage fin : #93 (niveaux d’accès — push = No one, merge = Maintainers uniquement), qui pousse la logique jusqu’au bout : non seulement on ne réécrit pas l’historique de main, mais on n’y écrit plus directement du tout, tout passe par les merge requests. Le #92 a rendu la protection complète et tenue ; le #93 la portera à son niveau le plus strict.</w:t>
+        <w:t xml:space="preserve">Après la protection de base, sa compréhension et sa cohérence non négociable, reste le raffinage fin : (niveaux d’accès — push = No one, merge = Maintainers uniquement), qui pousse la logique jusqu’au bout : non seulement on ne réécrit pas l’historique de main, mais on n’y écrit plus directement du tout, tout passe par les merge requests. Le #92 a rendu la protection complète et tenue ; le personne n’écrit sur main : les niveaux d’accès la portera à son niveau le plus strict.</w:t>
       </w:r>
     </w:p>
     <w:p>
